--- a/Evidencias de Proyecto/Sprint Backlog – Sprint 2.docx
+++ b/Evidencias de Proyecto/Sprint Backlog – Sprint 2.docx
@@ -49,6 +49,14 @@
       <w:tblPr>
         <w:tblW w:w="0" w:type="auto"/>
         <w:tblCellSpacing w:w="15" w:type="dxa"/>
+        <w:tblBorders>
+          <w:top w:val="single" w:sz="4" w:space="0" w:color="auto"/>
+          <w:left w:val="single" w:sz="4" w:space="0" w:color="auto"/>
+          <w:bottom w:val="single" w:sz="4" w:space="0" w:color="auto"/>
+          <w:right w:val="single" w:sz="4" w:space="0" w:color="auto"/>
+          <w:insideH w:val="single" w:sz="4" w:space="0" w:color="auto"/>
+          <w:insideV w:val="single" w:sz="4" w:space="0" w:color="auto"/>
+        </w:tblBorders>
         <w:tblCellMar>
           <w:top w:w="15" w:type="dxa"/>
           <w:left w:w="15" w:type="dxa"/>
@@ -58,10 +66,10 @@
         <w:tblLook w:val="04A0" w:firstRow="1" w:lastRow="0" w:firstColumn="1" w:lastColumn="0" w:noHBand="0" w:noVBand="1"/>
       </w:tblPr>
       <w:tblGrid>
-        <w:gridCol w:w="2332"/>
-        <w:gridCol w:w="2197"/>
-        <w:gridCol w:w="1623"/>
-        <w:gridCol w:w="2686"/>
+        <w:gridCol w:w="2313"/>
+        <w:gridCol w:w="2217"/>
+        <w:gridCol w:w="1643"/>
+        <w:gridCol w:w="2655"/>
       </w:tblGrid>
       <w:tr>
         <w:trPr>
@@ -1253,6 +1261,7 @@
   <w:style w:type="character" w:default="1" w:styleId="Fuentedeprrafopredeter">
     <w:name w:val="Default Paragraph Font"/>
     <w:uiPriority w:val="1"/>
+    <w:semiHidden/>
     <w:unhideWhenUsed/>
   </w:style>
   <w:style w:type="table" w:default="1" w:styleId="Tablanormal">

--- a/Evidencias de Proyecto/Sprint Backlog – Sprint 2.docx
+++ b/Evidencias de Proyecto/Sprint Backlog – Sprint 2.docx
@@ -1,6 +1,6 @@
 
 <file path=word/document.xml><?xml version="1.0" encoding="utf-8"?>
-<w:document xmlns:wpc="http://schemas.microsoft.com/office/word/2010/wordprocessingCanvas" xmlns:cx="http://schemas.microsoft.com/office/drawing/2014/chartex" xmlns:cx1="http://schemas.microsoft.com/office/drawing/2015/9/8/chartex" xmlns:cx2="http://schemas.microsoft.com/office/drawing/2015/10/21/chartex" xmlns:cx3="http://schemas.microsoft.com/office/drawing/2016/5/9/chartex" xmlns:cx4="http://schemas.microsoft.com/office/drawing/2016/5/10/chartex" xmlns:cx5="http://schemas.microsoft.com/office/drawing/2016/5/11/chartex" xmlns:cx6="http://schemas.microsoft.com/office/drawing/2016/5/12/chartex" xmlns:cx7="http://schemas.microsoft.com/office/drawing/2016/5/13/chartex" xmlns:cx8="http://schemas.microsoft.com/office/drawing/2016/5/14/chartex" xmlns:mc="http://schemas.openxmlformats.org/markup-compatibility/2006" xmlns:aink="http://schemas.microsoft.com/office/drawing/2016/ink" xmlns:am3d="http://schemas.microsoft.com/office/drawing/2017/model3d" xmlns:o="urn:schemas-microsoft-com:office:office" xmlns:oel="http://schemas.microsoft.com/office/2019/extlst" xmlns:r="http://schemas.openxmlformats.org/officeDocument/2006/relationships" xmlns:m="http://schemas.openxmlformats.org/officeDocument/2006/math" xmlns:v="urn:schemas-microsoft-com:vml" xmlns:wp14="http://schemas.microsoft.com/office/word/2010/wordprocessingDrawing" xmlns:wp="http://schemas.openxmlformats.org/drawingml/2006/wordprocessingDrawing" xmlns:w10="urn:schemas-microsoft-com:office:word" xmlns:w="http://schemas.openxmlformats.org/wordprocessingml/2006/main" xmlns:w14="http://schemas.microsoft.com/office/word/2010/wordml" xmlns:w15="http://schemas.microsoft.com/office/word/2012/wordml" xmlns:w16cex="http://schemas.microsoft.com/office/word/2018/wordml/cex" xmlns:w16cid="http://schemas.microsoft.com/office/word/2016/wordml/cid" xmlns:w16="http://schemas.microsoft.com/office/word/2018/wordml" xmlns:w16du="http://schemas.microsoft.com/office/word/2023/wordml/word16du" xmlns:w16sdtdh="http://schemas.microsoft.com/office/word/2020/wordml/sdtdatahash" xmlns:w16sdtfl="http://schemas.microsoft.com/office/word/2024/wordml/sdtformatlock" xmlns:w16se="http://schemas.microsoft.com/office/word/2015/wordml/symex" xmlns:wpg="http://schemas.microsoft.com/office/word/2010/wordprocessingGroup" xmlns:wpi="http://schemas.microsoft.com/office/word/2010/wordprocessingInk" xmlns:wne="http://schemas.microsoft.com/office/word/2006/wordml" xmlns:wps="http://schemas.microsoft.com/office/word/2010/wordprocessingShape" mc:Ignorable="w14 w15 w16se w16cid w16 w16cex w16sdtdh w16sdtfl w16du wp14">
+<w:document xmlns:wpc="http://schemas.microsoft.com/office/word/2010/wordprocessingCanvas" xmlns:cx="http://schemas.microsoft.com/office/drawing/2014/chartex" xmlns:cx1="http://schemas.microsoft.com/office/drawing/2015/9/8/chartex" xmlns:cx2="http://schemas.microsoft.com/office/drawing/2015/10/21/chartex" xmlns:cx3="http://schemas.microsoft.com/office/drawing/2016/5/9/chartex" xmlns:cx4="http://schemas.microsoft.com/office/drawing/2016/5/10/chartex" xmlns:cx5="http://schemas.microsoft.com/office/drawing/2016/5/11/chartex" xmlns:cx6="http://schemas.microsoft.com/office/drawing/2016/5/12/chartex" xmlns:cx7="http://schemas.microsoft.com/office/drawing/2016/5/13/chartex" xmlns:cx8="http://schemas.microsoft.com/office/drawing/2016/5/14/chartex" xmlns:mc="http://schemas.openxmlformats.org/markup-compatibility/2006" xmlns:aink="http://schemas.microsoft.com/office/drawing/2016/ink" xmlns:am3d="http://schemas.microsoft.com/office/drawing/2017/model3d" xmlns:o="urn:schemas-microsoft-com:office:office" xmlns:r="http://schemas.openxmlformats.org/officeDocument/2006/relationships" xmlns:m="http://schemas.openxmlformats.org/officeDocument/2006/math" xmlns:v="urn:schemas-microsoft-com:vml" xmlns:wp14="http://schemas.microsoft.com/office/word/2010/wordprocessingDrawing" xmlns:wp="http://schemas.openxmlformats.org/drawingml/2006/wordprocessingDrawing" xmlns:w10="urn:schemas-microsoft-com:office:word" xmlns:w="http://schemas.openxmlformats.org/wordprocessingml/2006/main" xmlns:w14="http://schemas.microsoft.com/office/word/2010/wordml" xmlns:w15="http://schemas.microsoft.com/office/word/2012/wordml" xmlns:w16cex="http://schemas.microsoft.com/office/word/2018/wordml/cex" xmlns:w16cid="http://schemas.microsoft.com/office/word/2016/wordml/cid" xmlns:w16="http://schemas.microsoft.com/office/word/2018/wordml" xmlns:w16sdtdh="http://schemas.microsoft.com/office/word/2020/wordml/sdtdatahash" xmlns:w16se="http://schemas.microsoft.com/office/word/2015/wordml/symex" xmlns:wpg="http://schemas.microsoft.com/office/word/2010/wordprocessingGroup" xmlns:wpi="http://schemas.microsoft.com/office/word/2010/wordprocessingInk" xmlns:wne="http://schemas.microsoft.com/office/word/2006/wordml" xmlns:wps="http://schemas.microsoft.com/office/word/2010/wordprocessingShape" mc:Ignorable="w14 w15 w16se w16cid w16 w16cex w16sdtdh wp14">
   <w:body>
     <w:p>
       <w:pPr>
@@ -66,10 +66,10 @@
         <w:tblLook w:val="04A0" w:firstRow="1" w:lastRow="0" w:firstColumn="1" w:lastColumn="0" w:noHBand="0" w:noVBand="1"/>
       </w:tblPr>
       <w:tblGrid>
-        <w:gridCol w:w="2313"/>
-        <w:gridCol w:w="2217"/>
-        <w:gridCol w:w="1643"/>
-        <w:gridCol w:w="2655"/>
+        <w:gridCol w:w="2458"/>
+        <w:gridCol w:w="1967"/>
+        <w:gridCol w:w="1560"/>
+        <w:gridCol w:w="2843"/>
       </w:tblGrid>
       <w:tr>
         <w:trPr>
@@ -225,7 +225,7 @@
                 <w:sz w:val="36"/>
                 <w:szCs w:val="36"/>
               </w:rPr>
-              <w:t>Cristian</w:t>
+              <w:t>Martin</w:t>
             </w:r>
           </w:p>
         </w:tc>
@@ -318,7 +318,7 @@
                 <w:sz w:val="36"/>
                 <w:szCs w:val="36"/>
               </w:rPr>
-              <w:t>Martin</w:t>
+              <w:t xml:space="preserve">Cristian </w:t>
             </w:r>
           </w:p>
         </w:tc>
@@ -659,7 +659,7 @@
 </file>
 
 <file path=word/styles.xml><?xml version="1.0" encoding="utf-8"?>
-<w:styles xmlns:mc="http://schemas.openxmlformats.org/markup-compatibility/2006" xmlns:r="http://schemas.openxmlformats.org/officeDocument/2006/relationships" xmlns:w="http://schemas.openxmlformats.org/wordprocessingml/2006/main" xmlns:w14="http://schemas.microsoft.com/office/word/2010/wordml" xmlns:w15="http://schemas.microsoft.com/office/word/2012/wordml" xmlns:w16cex="http://schemas.microsoft.com/office/word/2018/wordml/cex" xmlns:w16cid="http://schemas.microsoft.com/office/word/2016/wordml/cid" xmlns:w16="http://schemas.microsoft.com/office/word/2018/wordml" xmlns:w16du="http://schemas.microsoft.com/office/word/2023/wordml/word16du" xmlns:w16sdtdh="http://schemas.microsoft.com/office/word/2020/wordml/sdtdatahash" xmlns:w16sdtfl="http://schemas.microsoft.com/office/word/2024/wordml/sdtformatlock" xmlns:w16se="http://schemas.microsoft.com/office/word/2015/wordml/symex" mc:Ignorable="w14 w15 w16se w16cid w16 w16cex w16sdtdh w16sdtfl w16du">
+<w:styles xmlns:mc="http://schemas.openxmlformats.org/markup-compatibility/2006" xmlns:r="http://schemas.openxmlformats.org/officeDocument/2006/relationships" xmlns:w="http://schemas.openxmlformats.org/wordprocessingml/2006/main" xmlns:w14="http://schemas.microsoft.com/office/word/2010/wordml" xmlns:w15="http://schemas.microsoft.com/office/word/2012/wordml" xmlns:w16cex="http://schemas.microsoft.com/office/word/2018/wordml/cex" xmlns:w16cid="http://schemas.microsoft.com/office/word/2016/wordml/cid" xmlns:w16="http://schemas.microsoft.com/office/word/2018/wordml" xmlns:w16sdtdh="http://schemas.microsoft.com/office/word/2020/wordml/sdtdatahash" xmlns:w16se="http://schemas.microsoft.com/office/word/2015/wordml/symex" mc:Ignorable="w14 w15 w16se w16cid w16 w16cex w16sdtdh">
   <w:docDefaults>
     <w:rPrDefault>
       <w:rPr>
